--- a/examples/multivariate/doc/01-build-ts-data-mv.docx
+++ b/examples/multivariate/doc/01-build-ts-data-mv.docx
@@ -272,7 +272,7 @@
         </w:numPr>
       </w:pPr>
       <w:r>
-        <w:t xml:space="preserve">the holiday indicator from</w:t>
+        <w:t xml:space="preserve">the weekday code from</w:t>
       </w:r>
       <w:r>
         <w:t xml:space="preserve"> </w:t>
@@ -308,7 +308,7 @@
         </w:numPr>
       </w:pPr>
       <w:r>
-        <w:t xml:space="preserve">the weekday code from</w:t>
+        <w:t xml:space="preserve">a weekend indicator derived from</w:t>
       </w:r>
       <w:r>
         <w:t xml:space="preserve"> </w:t>
@@ -798,7 +798,7 @@
         <w:rPr>
           <w:rStyle w:val="NormalTok"/>
         </w:rPr>
-        <w:t xml:space="preserve">Holiday)</w:t>
+        <w:t xml:space="preserve">Weekday)</w:t>
       </w:r>
       <w:r>
         <w:br/>
@@ -843,7 +843,55 @@
         <w:rPr>
           <w:rStyle w:val="NormalTok"/>
         </w:rPr>
-        <w:t xml:space="preserve">Weekday)</w:t>
+        <w:t xml:space="preserve">Weekday </w:t>
+      </w:r>
+      <w:r>
+        <w:rPr>
+          <w:rStyle w:val="SpecialCharTok"/>
+        </w:rPr>
+        <w:t xml:space="preserve">%in%</w:t>
+      </w:r>
+      <w:r>
+        <w:rPr>
+          <w:rStyle w:val="NormalTok"/>
+        </w:rPr>
+        <w:t xml:space="preserve"> </w:t>
+      </w:r>
+      <w:r>
+        <w:rPr>
+          <w:rStyle w:val="FunctionTok"/>
+        </w:rPr>
+        <w:t xml:space="preserve">c</w:t>
+      </w:r>
+      <w:r>
+        <w:rPr>
+          <w:rStyle w:val="NormalTok"/>
+        </w:rPr>
+        <w:t xml:space="preserve">(</w:t>
+      </w:r>
+      <w:r>
+        <w:rPr>
+          <w:rStyle w:val="DecValTok"/>
+        </w:rPr>
+        <w:t xml:space="preserve">1</w:t>
+      </w:r>
+      <w:r>
+        <w:rPr>
+          <w:rStyle w:val="NormalTok"/>
+        </w:rPr>
+        <w:t xml:space="preserve">, </w:t>
+      </w:r>
+      <w:r>
+        <w:rPr>
+          <w:rStyle w:val="DecValTok"/>
+        </w:rPr>
+        <w:t xml:space="preserve">7</w:t>
+      </w:r>
+      <w:r>
+        <w:rPr>
+          <w:rStyle w:val="NormalTok"/>
+        </w:rPr>
+        <w:t xml:space="preserve">))</w:t>
       </w:r>
     </w:p>
     <w:p>
@@ -1107,43 +1155,43 @@
         <w:rPr>
           <w:rStyle w:val="VerbatimChar"/>
         </w:rPr>
-        <w:t xml:space="preserve">## 1 797  1  4</w:t>
-      </w:r>
-      <w:r>
-        <w:br/>
-      </w:r>
-      <w:r>
-        <w:rPr>
-          <w:rStyle w:val="VerbatimChar"/>
-        </w:rPr>
-        <w:t xml:space="preserve">## 2 777  0  5</w:t>
-      </w:r>
-      <w:r>
-        <w:br/>
-      </w:r>
-      <w:r>
-        <w:rPr>
-          <w:rStyle w:val="VerbatimChar"/>
-        </w:rPr>
-        <w:t xml:space="preserve">## 3 797  0  6</w:t>
-      </w:r>
-      <w:r>
-        <w:br/>
-      </w:r>
-      <w:r>
-        <w:rPr>
-          <w:rStyle w:val="VerbatimChar"/>
-        </w:rPr>
-        <w:t xml:space="preserve">## 4 757  0  7</w:t>
-      </w:r>
-      <w:r>
-        <w:br/>
-      </w:r>
-      <w:r>
-        <w:rPr>
-          <w:rStyle w:val="VerbatimChar"/>
-        </w:rPr>
-        <w:t xml:space="preserve">## 5 707  0  1</w:t>
+        <w:t xml:space="preserve">## 1 797  4  0</w:t>
+      </w:r>
+      <w:r>
+        <w:br/>
+      </w:r>
+      <w:r>
+        <w:rPr>
+          <w:rStyle w:val="VerbatimChar"/>
+        </w:rPr>
+        <w:t xml:space="preserve">## 2 777  5  0</w:t>
+      </w:r>
+      <w:r>
+        <w:br/>
+      </w:r>
+      <w:r>
+        <w:rPr>
+          <w:rStyle w:val="VerbatimChar"/>
+        </w:rPr>
+        <w:t xml:space="preserve">## 3 797  6  0</w:t>
+      </w:r>
+      <w:r>
+        <w:br/>
+      </w:r>
+      <w:r>
+        <w:rPr>
+          <w:rStyle w:val="VerbatimChar"/>
+        </w:rPr>
+        <w:t xml:space="preserve">## 4 757  7  1</w:t>
+      </w:r>
+      <w:r>
+        <w:br/>
+      </w:r>
+      <w:r>
+        <w:rPr>
+          <w:rStyle w:val="VerbatimChar"/>
+        </w:rPr>
+        <w:t xml:space="preserve">## 5 707  1  1</w:t>
       </w:r>
     </w:p>
     <w:p>
@@ -1484,25 +1532,25 @@
         <w:rPr>
           <w:rStyle w:val="VerbatimChar"/>
         </w:rPr>
-        <w:t xml:space="preserve">## 1 797  1  4</w:t>
-      </w:r>
-      <w:r>
-        <w:br/>
-      </w:r>
-      <w:r>
-        <w:rPr>
-          <w:rStyle w:val="VerbatimChar"/>
-        </w:rPr>
-        <w:t xml:space="preserve">## 2 777  0  5</w:t>
-      </w:r>
-      <w:r>
-        <w:br/>
-      </w:r>
-      <w:r>
-        <w:rPr>
-          <w:rStyle w:val="VerbatimChar"/>
-        </w:rPr>
-        <w:t xml:space="preserve">## 3 797  0  6</w:t>
+        <w:t xml:space="preserve">## 1 797  4  0</w:t>
+      </w:r>
+      <w:r>
+        <w:br/>
+      </w:r>
+      <w:r>
+        <w:rPr>
+          <w:rStyle w:val="VerbatimChar"/>
+        </w:rPr>
+        <w:t xml:space="preserve">## 2 777  5  0</w:t>
+      </w:r>
+      <w:r>
+        <w:br/>
+      </w:r>
+      <w:r>
+        <w:rPr>
+          <w:rStyle w:val="VerbatimChar"/>
+        </w:rPr>
+        <w:t xml:space="preserve">## 3 797  6  0</w:t>
       </w:r>
     </w:p>
     <w:p>
@@ -1563,25 +1611,25 @@
         <w:rPr>
           <w:rStyle w:val="VerbatimChar"/>
         </w:rPr>
-        <w:t xml:space="preserve">## 757 791  0  4</w:t>
-      </w:r>
-      <w:r>
-        <w:br/>
-      </w:r>
-      <w:r>
-        <w:rPr>
-          <w:rStyle w:val="VerbatimChar"/>
-        </w:rPr>
-        <w:t xml:space="preserve">## 758 776  0  5</w:t>
-      </w:r>
-      <w:r>
-        <w:br/>
-      </w:r>
-      <w:r>
-        <w:rPr>
-          <w:rStyle w:val="VerbatimChar"/>
-        </w:rPr>
-        <w:t xml:space="preserve">## 759 792  0  6</w:t>
+        <w:t xml:space="preserve">## 757 791  4  0</w:t>
+      </w:r>
+      <w:r>
+        <w:br/>
+      </w:r>
+      <w:r>
+        <w:rPr>
+          <w:rStyle w:val="VerbatimChar"/>
+        </w:rPr>
+        <w:t xml:space="preserve">## 758 776  5  0</w:t>
+      </w:r>
+      <w:r>
+        <w:br/>
+      </w:r>
+      <w:r>
+        <w:rPr>
+          <w:rStyle w:val="VerbatimChar"/>
+        </w:rPr>
+        <w:t xml:space="preserve">## 759 792  6  0</w:t>
       </w:r>
     </w:p>
     <w:p>

--- a/examples/multivariate/doc/01-build-ts-data-mv.docx
+++ b/examples/multivariate/doc/01-build-ts-data-mv.docx
@@ -2,7 +2,7 @@
 <file path=word/document.xml><?xml version="1.0" encoding="utf-8"?>
 <w:document xmlns:w="http://schemas.openxmlformats.org/wordprocessingml/2006/main" xmlns:m="http://schemas.openxmlformats.org/officeDocument/2006/math" xmlns:r="http://schemas.openxmlformats.org/officeDocument/2006/relationships" xmlns:o="urn:schemas-microsoft-com:office:office" xmlns:v="urn:schemas-microsoft-com:vml" xmlns:w10="urn:schemas-microsoft-com:office:word" xmlns:a="http://schemas.openxmlformats.org/drawingml/2006/main" xmlns:pic="http://schemas.openxmlformats.org/drawingml/2006/picture" xmlns:wp="http://schemas.openxmlformats.org/drawingml/2006/wordprocessingDrawing">
   <w:body>
-    <w:bookmarkStart w:id="20" w:name="build-multivariate-time-series-data"/>
+    <w:bookmarkStart w:id="9" w:name="build-multivariate-time-series-data"/>
     <w:p>
       <w:pPr>
         <w:pStyle w:val="Heading2"/>
@@ -468,34 +468,421 @@
         </w:rPr>
         <w:t xml:space="preserve">}</w:t>
       </w:r>
+      <w:r>
+        <w:br/>
+      </w:r>
+      <w:r>
+        <w:rPr>
+          <w:rStyle w:val="ControlFlowTok"/>
+        </w:rPr>
+        <w:t xml:space="preserve">if</w:t>
+      </w:r>
+      <w:r>
+        <w:rPr>
+          <w:rStyle w:val="NormalTok"/>
+        </w:rPr>
+        <w:t xml:space="preserve"> (</w:t>
+      </w:r>
+      <w:r>
+        <w:rPr>
+          <w:rStyle w:val="SpecialCharTok"/>
+        </w:rPr>
+        <w:t xml:space="preserve">!</w:t>
+      </w:r>
+      <w:r>
+        <w:rPr>
+          <w:rStyle w:val="FunctionTok"/>
+        </w:rPr>
+        <w:t xml:space="preserve">is.null</w:t>
+      </w:r>
+      <w:r>
+        <w:rPr>
+          <w:rStyle w:val="NormalTok"/>
+        </w:rPr>
+        <w:t xml:space="preserve">(</w:t>
+      </w:r>
+      <w:r>
+        <w:rPr>
+          <w:rStyle w:val="FunctionTok"/>
+        </w:rPr>
+        <w:t xml:space="preserve">attr</w:t>
+      </w:r>
+      <w:r>
+        <w:rPr>
+          <w:rStyle w:val="NormalTok"/>
+        </w:rPr>
+        <w:t xml:space="preserve">(EUNITE.Reg, </w:t>
+      </w:r>
+      <w:r>
+        <w:rPr>
+          <w:rStyle w:val="StringTok"/>
+        </w:rPr>
+        <w:t xml:space="preserve">"url"</w:t>
+      </w:r>
+      <w:r>
+        <w:rPr>
+          <w:rStyle w:val="NormalTok"/>
+        </w:rPr>
+        <w:t xml:space="preserve">))) {</w:t>
+      </w:r>
+      <w:r>
+        <w:br/>
+      </w:r>
+      <w:r>
+        <w:rPr>
+          <w:rStyle w:val="NormalTok"/>
+        </w:rPr>
+        <w:t xml:space="preserve">  EUNITE.Reg </w:t>
+      </w:r>
+      <w:r>
+        <w:rPr>
+          <w:rStyle w:val="OtherTok"/>
+        </w:rPr>
+        <w:t xml:space="preserve">&lt;-</w:t>
+      </w:r>
+      <w:r>
+        <w:rPr>
+          <w:rStyle w:val="NormalTok"/>
+        </w:rPr>
+        <w:t xml:space="preserve"> </w:t>
+      </w:r>
+      <w:r>
+        <w:rPr>
+          <w:rStyle w:val="FunctionTok"/>
+        </w:rPr>
+        <w:t xml:space="preserve">loadfulldata</w:t>
+      </w:r>
+      <w:r>
+        <w:rPr>
+          <w:rStyle w:val="NormalTok"/>
+        </w:rPr>
+        <w:t xml:space="preserve">(EUNITE.Reg)</w:t>
+      </w:r>
+      <w:r>
+        <w:br/>
+      </w:r>
+      <w:r>
+        <w:rPr>
+          <w:rStyle w:val="NormalTok"/>
+        </w:rPr>
+        <w:t xml:space="preserve">}</w:t>
+      </w:r>
+      <w:r>
+        <w:br/>
+      </w:r>
+      <w:r>
+        <w:br/>
+      </w:r>
+      <w:r>
+        <w:rPr>
+          <w:rStyle w:val="NormalTok"/>
+        </w:rPr>
+        <w:t xml:space="preserve">load_cols </w:t>
+      </w:r>
+      <w:r>
+        <w:rPr>
+          <w:rStyle w:val="OtherTok"/>
+        </w:rPr>
+        <w:t xml:space="preserve">&lt;-</w:t>
+      </w:r>
+      <w:r>
+        <w:rPr>
+          <w:rStyle w:val="NormalTok"/>
+        </w:rPr>
+        <w:t xml:space="preserve"> </w:t>
+      </w:r>
+      <w:r>
+        <w:rPr>
+          <w:rStyle w:val="FunctionTok"/>
+        </w:rPr>
+        <w:t xml:space="preserve">setdiff</w:t>
+      </w:r>
+      <w:r>
+        <w:rPr>
+          <w:rStyle w:val="NormalTok"/>
+        </w:rPr>
+        <w:t xml:space="preserve">(</w:t>
+      </w:r>
+      <w:r>
+        <w:rPr>
+          <w:rStyle w:val="FunctionTok"/>
+        </w:rPr>
+        <w:t xml:space="preserve">names</w:t>
+      </w:r>
+      <w:r>
+        <w:rPr>
+          <w:rStyle w:val="NormalTok"/>
+        </w:rPr>
+        <w:t xml:space="preserve">(EUNITE.Loads), </w:t>
+      </w:r>
+      <w:r>
+        <w:rPr>
+          <w:rStyle w:val="StringTok"/>
+        </w:rPr>
+        <w:t xml:space="preserve">"split"</w:t>
+      </w:r>
+      <w:r>
+        <w:rPr>
+          <w:rStyle w:val="NormalTok"/>
+        </w:rPr>
+        <w:t xml:space="preserve">)</w:t>
+      </w:r>
+      <w:r>
+        <w:br/>
+      </w:r>
+      <w:r>
+        <w:rPr>
+          <w:rStyle w:val="NormalTok"/>
+        </w:rPr>
+        <w:t xml:space="preserve">y </w:t>
+      </w:r>
+      <w:r>
+        <w:rPr>
+          <w:rStyle w:val="OtherTok"/>
+        </w:rPr>
+        <w:t xml:space="preserve">&lt;-</w:t>
+      </w:r>
+      <w:r>
+        <w:rPr>
+          <w:rStyle w:val="NormalTok"/>
+        </w:rPr>
+        <w:t xml:space="preserve"> </w:t>
+      </w:r>
+      <w:r>
+        <w:rPr>
+          <w:rStyle w:val="FunctionTok"/>
+        </w:rPr>
+        <w:t xml:space="preserve">apply</w:t>
+      </w:r>
+      <w:r>
+        <w:rPr>
+          <w:rStyle w:val="NormalTok"/>
+        </w:rPr>
+        <w:t xml:space="preserve">(EUNITE.Loads[, load_cols, </w:t>
+      </w:r>
+      <w:r>
+        <w:rPr>
+          <w:rStyle w:val="AttributeTok"/>
+        </w:rPr>
+        <w:t xml:space="preserve">drop =</w:t>
+      </w:r>
+      <w:r>
+        <w:rPr>
+          <w:rStyle w:val="NormalTok"/>
+        </w:rPr>
+        <w:t xml:space="preserve"> </w:t>
+      </w:r>
+      <w:r>
+        <w:rPr>
+          <w:rStyle w:val="ConstantTok"/>
+        </w:rPr>
+        <w:t xml:space="preserve">FALSE</w:t>
+      </w:r>
+      <w:r>
+        <w:rPr>
+          <w:rStyle w:val="NormalTok"/>
+        </w:rPr>
+        <w:t xml:space="preserve">], </w:t>
+      </w:r>
+      <w:r>
+        <w:rPr>
+          <w:rStyle w:val="DecValTok"/>
+        </w:rPr>
+        <w:t xml:space="preserve">1</w:t>
+      </w:r>
+      <w:r>
+        <w:rPr>
+          <w:rStyle w:val="NormalTok"/>
+        </w:rPr>
+        <w:t xml:space="preserve">, max)</w:t>
+      </w:r>
+      <w:r>
+        <w:br/>
+      </w:r>
+      <w:r>
+        <w:rPr>
+          <w:rStyle w:val="NormalTok"/>
+        </w:rPr>
+        <w:t xml:space="preserve">x1 </w:t>
+      </w:r>
+      <w:r>
+        <w:rPr>
+          <w:rStyle w:val="OtherTok"/>
+        </w:rPr>
+        <w:t xml:space="preserve">&lt;-</w:t>
+      </w:r>
+      <w:r>
+        <w:rPr>
+          <w:rStyle w:val="NormalTok"/>
+        </w:rPr>
+        <w:t xml:space="preserve"> </w:t>
+      </w:r>
+      <w:r>
+        <w:rPr>
+          <w:rStyle w:val="FunctionTok"/>
+        </w:rPr>
+        <w:t xml:space="preserve">as.numeric</w:t>
+      </w:r>
+      <w:r>
+        <w:rPr>
+          <w:rStyle w:val="NormalTok"/>
+        </w:rPr>
+        <w:t xml:space="preserve">(EUNITE.Reg</w:t>
+      </w:r>
+      <w:r>
+        <w:rPr>
+          <w:rStyle w:val="SpecialCharTok"/>
+        </w:rPr>
+        <w:t xml:space="preserve">$</w:t>
+      </w:r>
+      <w:r>
+        <w:rPr>
+          <w:rStyle w:val="NormalTok"/>
+        </w:rPr>
+        <w:t xml:space="preserve">Weekday)</w:t>
+      </w:r>
+      <w:r>
+        <w:br/>
+      </w:r>
+      <w:r>
+        <w:rPr>
+          <w:rStyle w:val="NormalTok"/>
+        </w:rPr>
+        <w:t xml:space="preserve">x2 </w:t>
+      </w:r>
+      <w:r>
+        <w:rPr>
+          <w:rStyle w:val="OtherTok"/>
+        </w:rPr>
+        <w:t xml:space="preserve">&lt;-</w:t>
+      </w:r>
+      <w:r>
+        <w:rPr>
+          <w:rStyle w:val="NormalTok"/>
+        </w:rPr>
+        <w:t xml:space="preserve"> </w:t>
+      </w:r>
+      <w:r>
+        <w:rPr>
+          <w:rStyle w:val="FunctionTok"/>
+        </w:rPr>
+        <w:t xml:space="preserve">as.numeric</w:t>
+      </w:r>
+      <w:r>
+        <w:rPr>
+          <w:rStyle w:val="NormalTok"/>
+        </w:rPr>
+        <w:t xml:space="preserve">(EUNITE.Reg</w:t>
+      </w:r>
+      <w:r>
+        <w:rPr>
+          <w:rStyle w:val="SpecialCharTok"/>
+        </w:rPr>
+        <w:t xml:space="preserve">$</w:t>
+      </w:r>
+      <w:r>
+        <w:rPr>
+          <w:rStyle w:val="NormalTok"/>
+        </w:rPr>
+        <w:t xml:space="preserve">Weekday </w:t>
+      </w:r>
+      <w:r>
+        <w:rPr>
+          <w:rStyle w:val="SpecialCharTok"/>
+        </w:rPr>
+        <w:t xml:space="preserve">%in%</w:t>
+      </w:r>
+      <w:r>
+        <w:rPr>
+          <w:rStyle w:val="NormalTok"/>
+        </w:rPr>
+        <w:t xml:space="preserve"> </w:t>
+      </w:r>
+      <w:r>
+        <w:rPr>
+          <w:rStyle w:val="FunctionTok"/>
+        </w:rPr>
+        <w:t xml:space="preserve">c</w:t>
+      </w:r>
+      <w:r>
+        <w:rPr>
+          <w:rStyle w:val="NormalTok"/>
+        </w:rPr>
+        <w:t xml:space="preserve">(</w:t>
+      </w:r>
+      <w:r>
+        <w:rPr>
+          <w:rStyle w:val="DecValTok"/>
+        </w:rPr>
+        <w:t xml:space="preserve">1</w:t>
+      </w:r>
+      <w:r>
+        <w:rPr>
+          <w:rStyle w:val="NormalTok"/>
+        </w:rPr>
+        <w:t xml:space="preserve">, </w:t>
+      </w:r>
+      <w:r>
+        <w:rPr>
+          <w:rStyle w:val="DecValTok"/>
+        </w:rPr>
+        <w:t xml:space="preserve">7</w:t>
+      </w:r>
+      <w:r>
+        <w:rPr>
+          <w:rStyle w:val="NormalTok"/>
+        </w:rPr>
+        <w:t xml:space="preserve">))</w:t>
+      </w:r>
     </w:p>
     <w:p>
       <w:pPr>
-        <w:pStyle w:val="SourceCode"/>
-      </w:pPr>
-      <w:r>
-        <w:rPr>
-          <w:rStyle w:val="VerbatimChar"/>
-        </w:rPr>
-        <w:t xml:space="preserve">## Warning in attr(EUNITE.Loads, "url"): 'xfun::attr()' é obsoleto.</w:t>
-      </w:r>
-      <w:r>
-        <w:br/>
-      </w:r>
-      <w:r>
-        <w:rPr>
-          <w:rStyle w:val="VerbatimChar"/>
-        </w:rPr>
-        <w:t xml:space="preserve">## Use 'xfun::attr2()' em seu lugar.</w:t>
-      </w:r>
-      <w:r>
-        <w:br/>
-      </w:r>
-      <w:r>
-        <w:rPr>
-          <w:rStyle w:val="VerbatimChar"/>
-        </w:rPr>
-        <w:t xml:space="preserve">## Veja help("Deprecated")</w:t>
+        <w:pStyle w:val="FirstParagraph"/>
+      </w:pPr>
+      <w:r>
+        <w:t xml:space="preserve">We now build the aligned multivariate object. Every row corresponds to the same</w:t>
+      </w:r>
+      <w:r>
+        <w:t xml:space="preserve"> </w:t>
+      </w:r>
+      <w:r>
+        <w:t xml:space="preserve">time instant for</w:t>
+      </w:r>
+      <w:r>
+        <w:t xml:space="preserve"> </w:t>
+      </w:r>
+      <w:r>
+        <w:rPr>
+          <w:rStyle w:val="VerbatimChar"/>
+        </w:rPr>
+        <w:t xml:space="preserve">y</w:t>
+      </w:r>
+      <w:r>
+        <w:t xml:space="preserve">,</w:t>
+      </w:r>
+      <w:r>
+        <w:t xml:space="preserve"> </w:t>
+      </w:r>
+      <w:r>
+        <w:rPr>
+          <w:rStyle w:val="VerbatimChar"/>
+        </w:rPr>
+        <w:t xml:space="preserve">x1</w:t>
+      </w:r>
+      <w:r>
+        <w:t xml:space="preserve">, and</w:t>
+      </w:r>
+      <w:r>
+        <w:t xml:space="preserve"> </w:t>
+      </w:r>
+      <w:r>
+        <w:rPr>
+          <w:rStyle w:val="VerbatimChar"/>
+        </w:rPr>
+        <w:t xml:space="preserve">x2</w:t>
+      </w:r>
+      <w:r>
+        <w:t xml:space="preserve">.</w:t>
       </w:r>
     </w:p>
     <w:p>
@@ -504,27 +891,27 @@
       </w:pPr>
       <w:r>
         <w:rPr>
-          <w:rStyle w:val="ControlFlowTok"/>
-        </w:rPr>
-        <w:t xml:space="preserve">if</w:t>
-      </w:r>
-      <w:r>
-        <w:rPr>
-          <w:rStyle w:val="NormalTok"/>
-        </w:rPr>
-        <w:t xml:space="preserve"> (</w:t>
-      </w:r>
-      <w:r>
-        <w:rPr>
-          <w:rStyle w:val="SpecialCharTok"/>
-        </w:rPr>
-        <w:t xml:space="preserve">!</w:t>
+          <w:rStyle w:val="NormalTok"/>
+        </w:rPr>
+        <w:t xml:space="preserve">mv </w:t>
+      </w:r>
+      <w:r>
+        <w:rPr>
+          <w:rStyle w:val="OtherTok"/>
+        </w:rPr>
+        <w:t xml:space="preserve">&lt;-</w:t>
+      </w:r>
+      <w:r>
+        <w:rPr>
+          <w:rStyle w:val="NormalTok"/>
+        </w:rPr>
+        <w:t xml:space="preserve"> </w:t>
       </w:r>
       <w:r>
         <w:rPr>
           <w:rStyle w:val="FunctionTok"/>
         </w:rPr>
-        <w:t xml:space="preserve">is.null</w:t>
+        <w:t xml:space="preserve">ts_data_mv</w:t>
       </w:r>
       <w:r>
         <w:rPr>
@@ -533,70 +920,163 @@
         <w:t xml:space="preserve">(</w:t>
       </w:r>
       <w:r>
+        <w:br/>
+      </w:r>
+      <w:r>
+        <w:rPr>
+          <w:rStyle w:val="NormalTok"/>
+        </w:rPr>
+        <w:t xml:space="preserve">  </w:t>
+      </w:r>
+      <w:r>
         <w:rPr>
           <w:rStyle w:val="FunctionTok"/>
         </w:rPr>
-        <w:t xml:space="preserve">attr</w:t>
-      </w:r>
-      <w:r>
-        <w:rPr>
-          <w:rStyle w:val="NormalTok"/>
-        </w:rPr>
-        <w:t xml:space="preserve">(EUNITE.Reg, </w:t>
+        <w:t xml:space="preserve">data.frame</w:t>
+      </w:r>
+      <w:r>
+        <w:rPr>
+          <w:rStyle w:val="NormalTok"/>
+        </w:rPr>
+        <w:t xml:space="preserve">(</w:t>
+      </w:r>
+      <w:r>
+        <w:br/>
+      </w:r>
+      <w:r>
+        <w:rPr>
+          <w:rStyle w:val="NormalTok"/>
+        </w:rPr>
+        <w:t xml:space="preserve">    </w:t>
+      </w:r>
+      <w:r>
+        <w:rPr>
+          <w:rStyle w:val="AttributeTok"/>
+        </w:rPr>
+        <w:t xml:space="preserve">y =</w:t>
+      </w:r>
+      <w:r>
+        <w:rPr>
+          <w:rStyle w:val="NormalTok"/>
+        </w:rPr>
+        <w:t xml:space="preserve"> y,</w:t>
+      </w:r>
+      <w:r>
+        <w:br/>
+      </w:r>
+      <w:r>
+        <w:rPr>
+          <w:rStyle w:val="NormalTok"/>
+        </w:rPr>
+        <w:t xml:space="preserve">    </w:t>
+      </w:r>
+      <w:r>
+        <w:rPr>
+          <w:rStyle w:val="AttributeTok"/>
+        </w:rPr>
+        <w:t xml:space="preserve">x1 =</w:t>
+      </w:r>
+      <w:r>
+        <w:rPr>
+          <w:rStyle w:val="NormalTok"/>
+        </w:rPr>
+        <w:t xml:space="preserve"> x1,</w:t>
+      </w:r>
+      <w:r>
+        <w:br/>
+      </w:r>
+      <w:r>
+        <w:rPr>
+          <w:rStyle w:val="NormalTok"/>
+        </w:rPr>
+        <w:t xml:space="preserve">    </w:t>
+      </w:r>
+      <w:r>
+        <w:rPr>
+          <w:rStyle w:val="AttributeTok"/>
+        </w:rPr>
+        <w:t xml:space="preserve">x2 =</w:t>
+      </w:r>
+      <w:r>
+        <w:rPr>
+          <w:rStyle w:val="NormalTok"/>
+        </w:rPr>
+        <w:t xml:space="preserve"> x2</w:t>
+      </w:r>
+      <w:r>
+        <w:br/>
+      </w:r>
+      <w:r>
+        <w:rPr>
+          <w:rStyle w:val="NormalTok"/>
+        </w:rPr>
+        <w:t xml:space="preserve">  ),</w:t>
+      </w:r>
+      <w:r>
+        <w:br/>
+      </w:r>
+      <w:r>
+        <w:rPr>
+          <w:rStyle w:val="NormalTok"/>
+        </w:rPr>
+        <w:t xml:space="preserve">  </w:t>
+      </w:r>
+      <w:r>
+        <w:rPr>
+          <w:rStyle w:val="AttributeTok"/>
+        </w:rPr>
+        <w:t xml:space="preserve">y =</w:t>
+      </w:r>
+      <w:r>
+        <w:rPr>
+          <w:rStyle w:val="NormalTok"/>
+        </w:rPr>
+        <w:t xml:space="preserve"> </w:t>
       </w:r>
       <w:r>
         <w:rPr>
           <w:rStyle w:val="StringTok"/>
         </w:rPr>
-        <w:t xml:space="preserve">"url"</w:t>
-      </w:r>
-      <w:r>
-        <w:rPr>
-          <w:rStyle w:val="NormalTok"/>
-        </w:rPr>
-        <w:t xml:space="preserve">))) {</w:t>
-      </w:r>
-      <w:r>
-        <w:br/>
-      </w:r>
-      <w:r>
-        <w:rPr>
-          <w:rStyle w:val="NormalTok"/>
-        </w:rPr>
-        <w:t xml:space="preserve">  EUNITE.Reg </w:t>
-      </w:r>
-      <w:r>
-        <w:rPr>
-          <w:rStyle w:val="OtherTok"/>
-        </w:rPr>
-        <w:t xml:space="preserve">&lt;-</w:t>
-      </w:r>
-      <w:r>
-        <w:rPr>
-          <w:rStyle w:val="NormalTok"/>
-        </w:rPr>
-        <w:t xml:space="preserve"> </w:t>
+        <w:t xml:space="preserve">"y"</w:t>
+      </w:r>
+      <w:r>
+        <w:br/>
+      </w:r>
+      <w:r>
+        <w:rPr>
+          <w:rStyle w:val="NormalTok"/>
+        </w:rPr>
+        <w:t xml:space="preserve">)</w:t>
+      </w:r>
+      <w:r>
+        <w:br/>
+      </w:r>
+      <w:r>
+        <w:br/>
       </w:r>
       <w:r>
         <w:rPr>
           <w:rStyle w:val="FunctionTok"/>
         </w:rPr>
-        <w:t xml:space="preserve">loadfulldata</w:t>
-      </w:r>
-      <w:r>
-        <w:rPr>
-          <w:rStyle w:val="NormalTok"/>
-        </w:rPr>
-        <w:t xml:space="preserve">(EUNITE.Reg)</w:t>
-      </w:r>
-      <w:r>
-        <w:br/>
-      </w:r>
-      <w:r>
-        <w:rPr>
-          <w:rStyle w:val="NormalTok"/>
-        </w:rPr>
-        <w:t xml:space="preserve">}</w:t>
+        <w:t xml:space="preserve">ts_head</w:t>
+      </w:r>
+      <w:r>
+        <w:rPr>
+          <w:rStyle w:val="NormalTok"/>
+        </w:rPr>
+        <w:t xml:space="preserve">(mv, </w:t>
+      </w:r>
+      <w:r>
+        <w:rPr>
+          <w:rStyle w:val="DecValTok"/>
+        </w:rPr>
+        <w:t xml:space="preserve">5</w:t>
+      </w:r>
+      <w:r>
+        <w:rPr>
+          <w:rStyle w:val="NormalTok"/>
+        </w:rPr>
+        <w:t xml:space="preserve">)</w:t>
       </w:r>
     </w:p>
     <w:p>
@@ -607,341 +1087,89 @@
         <w:rPr>
           <w:rStyle w:val="VerbatimChar"/>
         </w:rPr>
-        <w:t xml:space="preserve">## Warning in attr(EUNITE.Reg, "url"): 'xfun::attr()' é obsoleto.</w:t>
-      </w:r>
-      <w:r>
-        <w:br/>
-      </w:r>
-      <w:r>
-        <w:rPr>
-          <w:rStyle w:val="VerbatimChar"/>
-        </w:rPr>
-        <w:t xml:space="preserve">## Use 'xfun::attr2()' em seu lugar.</w:t>
-      </w:r>
-      <w:r>
-        <w:br/>
-      </w:r>
-      <w:r>
-        <w:rPr>
-          <w:rStyle w:val="VerbatimChar"/>
-        </w:rPr>
-        <w:t xml:space="preserve">## Veja help("Deprecated")</w:t>
+        <w:t xml:space="preserve">##     y x1 x2</w:t>
+      </w:r>
+      <w:r>
+        <w:br/>
+      </w:r>
+      <w:r>
+        <w:rPr>
+          <w:rStyle w:val="VerbatimChar"/>
+        </w:rPr>
+        <w:t xml:space="preserve">## 1 797  4  0</w:t>
+      </w:r>
+      <w:r>
+        <w:br/>
+      </w:r>
+      <w:r>
+        <w:rPr>
+          <w:rStyle w:val="VerbatimChar"/>
+        </w:rPr>
+        <w:t xml:space="preserve">## 2 777  5  0</w:t>
+      </w:r>
+      <w:r>
+        <w:br/>
+      </w:r>
+      <w:r>
+        <w:rPr>
+          <w:rStyle w:val="VerbatimChar"/>
+        </w:rPr>
+        <w:t xml:space="preserve">## 3 797  6  0</w:t>
+      </w:r>
+      <w:r>
+        <w:br/>
+      </w:r>
+      <w:r>
+        <w:rPr>
+          <w:rStyle w:val="VerbatimChar"/>
+        </w:rPr>
+        <w:t xml:space="preserve">## 4 757  7  1</w:t>
+      </w:r>
+      <w:r>
+        <w:br/>
+      </w:r>
+      <w:r>
+        <w:rPr>
+          <w:rStyle w:val="VerbatimChar"/>
+        </w:rPr>
+        <w:t xml:space="preserve">## 5 707  1  1</w:t>
       </w:r>
     </w:p>
     <w:p>
       <w:pPr>
-        <w:pStyle w:val="SourceCode"/>
-      </w:pPr>
-      <w:r>
-        <w:rPr>
-          <w:rStyle w:val="NormalTok"/>
-        </w:rPr>
-        <w:t xml:space="preserve">load_cols </w:t>
-      </w:r>
-      <w:r>
-        <w:rPr>
-          <w:rStyle w:val="OtherTok"/>
-        </w:rPr>
-        <w:t xml:space="preserve">&lt;-</w:t>
-      </w:r>
-      <w:r>
-        <w:rPr>
-          <w:rStyle w:val="NormalTok"/>
-        </w:rPr>
-        <w:t xml:space="preserve"> </w:t>
-      </w:r>
-      <w:r>
-        <w:rPr>
-          <w:rStyle w:val="FunctionTok"/>
-        </w:rPr>
-        <w:t xml:space="preserve">setdiff</w:t>
-      </w:r>
-      <w:r>
-        <w:rPr>
-          <w:rStyle w:val="NormalTok"/>
-        </w:rPr>
-        <w:t xml:space="preserve">(</w:t>
-      </w:r>
-      <w:r>
-        <w:rPr>
-          <w:rStyle w:val="FunctionTok"/>
-        </w:rPr>
-        <w:t xml:space="preserve">names</w:t>
-      </w:r>
-      <w:r>
-        <w:rPr>
-          <w:rStyle w:val="NormalTok"/>
-        </w:rPr>
-        <w:t xml:space="preserve">(EUNITE.Loads), </w:t>
-      </w:r>
-      <w:r>
-        <w:rPr>
-          <w:rStyle w:val="StringTok"/>
-        </w:rPr>
-        <w:t xml:space="preserve">"split"</w:t>
-      </w:r>
-      <w:r>
-        <w:rPr>
-          <w:rStyle w:val="NormalTok"/>
-        </w:rPr>
-        <w:t xml:space="preserve">)</w:t>
-      </w:r>
-      <w:r>
-        <w:br/>
-      </w:r>
-      <w:r>
-        <w:rPr>
-          <w:rStyle w:val="NormalTok"/>
-        </w:rPr>
-        <w:t xml:space="preserve">y </w:t>
-      </w:r>
-      <w:r>
-        <w:rPr>
-          <w:rStyle w:val="OtherTok"/>
-        </w:rPr>
-        <w:t xml:space="preserve">&lt;-</w:t>
-      </w:r>
-      <w:r>
-        <w:rPr>
-          <w:rStyle w:val="NormalTok"/>
-        </w:rPr>
-        <w:t xml:space="preserve"> </w:t>
-      </w:r>
-      <w:r>
-        <w:rPr>
-          <w:rStyle w:val="FunctionTok"/>
-        </w:rPr>
-        <w:t xml:space="preserve">apply</w:t>
-      </w:r>
-      <w:r>
-        <w:rPr>
-          <w:rStyle w:val="NormalTok"/>
-        </w:rPr>
-        <w:t xml:space="preserve">(EUNITE.Loads[, load_cols, </w:t>
-      </w:r>
-      <w:r>
-        <w:rPr>
-          <w:rStyle w:val="AttributeTok"/>
-        </w:rPr>
-        <w:t xml:space="preserve">drop =</w:t>
-      </w:r>
-      <w:r>
-        <w:rPr>
-          <w:rStyle w:val="NormalTok"/>
-        </w:rPr>
-        <w:t xml:space="preserve"> </w:t>
-      </w:r>
-      <w:r>
-        <w:rPr>
-          <w:rStyle w:val="ConstantTok"/>
-        </w:rPr>
-        <w:t xml:space="preserve">FALSE</w:t>
-      </w:r>
-      <w:r>
-        <w:rPr>
-          <w:rStyle w:val="NormalTok"/>
-        </w:rPr>
-        <w:t xml:space="preserve">], </w:t>
-      </w:r>
-      <w:r>
-        <w:rPr>
-          <w:rStyle w:val="DecValTok"/>
-        </w:rPr>
-        <w:t xml:space="preserve">1</w:t>
-      </w:r>
-      <w:r>
-        <w:rPr>
-          <w:rStyle w:val="NormalTok"/>
-        </w:rPr>
-        <w:t xml:space="preserve">, max)</w:t>
-      </w:r>
-      <w:r>
-        <w:br/>
-      </w:r>
-      <w:r>
-        <w:rPr>
-          <w:rStyle w:val="NormalTok"/>
-        </w:rPr>
-        <w:t xml:space="preserve">x1 </w:t>
-      </w:r>
-      <w:r>
-        <w:rPr>
-          <w:rStyle w:val="OtherTok"/>
-        </w:rPr>
-        <w:t xml:space="preserve">&lt;-</w:t>
-      </w:r>
-      <w:r>
-        <w:rPr>
-          <w:rStyle w:val="NormalTok"/>
-        </w:rPr>
-        <w:t xml:space="preserve"> </w:t>
-      </w:r>
-      <w:r>
-        <w:rPr>
-          <w:rStyle w:val="FunctionTok"/>
-        </w:rPr>
-        <w:t xml:space="preserve">as.numeric</w:t>
-      </w:r>
-      <w:r>
-        <w:rPr>
-          <w:rStyle w:val="NormalTok"/>
-        </w:rPr>
-        <w:t xml:space="preserve">(EUNITE.Reg</w:t>
-      </w:r>
-      <w:r>
-        <w:rPr>
-          <w:rStyle w:val="SpecialCharTok"/>
-        </w:rPr>
-        <w:t xml:space="preserve">$</w:t>
-      </w:r>
-      <w:r>
-        <w:rPr>
-          <w:rStyle w:val="NormalTok"/>
-        </w:rPr>
-        <w:t xml:space="preserve">Weekday)</w:t>
-      </w:r>
-      <w:r>
-        <w:br/>
-      </w:r>
-      <w:r>
-        <w:rPr>
-          <w:rStyle w:val="NormalTok"/>
-        </w:rPr>
-        <w:t xml:space="preserve">x2 </w:t>
-      </w:r>
-      <w:r>
-        <w:rPr>
-          <w:rStyle w:val="OtherTok"/>
-        </w:rPr>
-        <w:t xml:space="preserve">&lt;-</w:t>
-      </w:r>
-      <w:r>
-        <w:rPr>
-          <w:rStyle w:val="NormalTok"/>
-        </w:rPr>
-        <w:t xml:space="preserve"> </w:t>
-      </w:r>
-      <w:r>
-        <w:rPr>
-          <w:rStyle w:val="FunctionTok"/>
-        </w:rPr>
-        <w:t xml:space="preserve">as.numeric</w:t>
-      </w:r>
-      <w:r>
-        <w:rPr>
-          <w:rStyle w:val="NormalTok"/>
-        </w:rPr>
-        <w:t xml:space="preserve">(EUNITE.Reg</w:t>
-      </w:r>
-      <w:r>
-        <w:rPr>
-          <w:rStyle w:val="SpecialCharTok"/>
-        </w:rPr>
-        <w:t xml:space="preserve">$</w:t>
-      </w:r>
-      <w:r>
-        <w:rPr>
-          <w:rStyle w:val="NormalTok"/>
-        </w:rPr>
-        <w:t xml:space="preserve">Weekday </w:t>
-      </w:r>
-      <w:r>
-        <w:rPr>
-          <w:rStyle w:val="SpecialCharTok"/>
-        </w:rPr>
-        <w:t xml:space="preserve">%in%</w:t>
-      </w:r>
-      <w:r>
-        <w:rPr>
-          <w:rStyle w:val="NormalTok"/>
-        </w:rPr>
-        <w:t xml:space="preserve"> </w:t>
-      </w:r>
-      <w:r>
-        <w:rPr>
-          <w:rStyle w:val="FunctionTok"/>
-        </w:rPr>
-        <w:t xml:space="preserve">c</w:t>
-      </w:r>
-      <w:r>
-        <w:rPr>
-          <w:rStyle w:val="NormalTok"/>
-        </w:rPr>
-        <w:t xml:space="preserve">(</w:t>
-      </w:r>
-      <w:r>
-        <w:rPr>
-          <w:rStyle w:val="DecValTok"/>
-        </w:rPr>
-        <w:t xml:space="preserve">1</w:t>
-      </w:r>
-      <w:r>
-        <w:rPr>
-          <w:rStyle w:val="NormalTok"/>
-        </w:rPr>
-        <w:t xml:space="preserve">, </w:t>
-      </w:r>
-      <w:r>
-        <w:rPr>
-          <w:rStyle w:val="DecValTok"/>
-        </w:rPr>
-        <w:t xml:space="preserve">7</w:t>
-      </w:r>
-      <w:r>
-        <w:rPr>
-          <w:rStyle w:val="NormalTok"/>
-        </w:rPr>
-        <w:t xml:space="preserve">))</w:t>
+        <w:pStyle w:val="FirstParagraph"/>
+      </w:pPr>
+      <w:r>
+        <w:t xml:space="preserve">The object keeps the target and the auxiliary variable names as metadata.</w:t>
       </w:r>
     </w:p>
     <w:p>
       <w:pPr>
-        <w:pStyle w:val="FirstParagraph"/>
-      </w:pPr>
-      <w:r>
-        <w:t xml:space="preserve">We now build the aligned multivariate object. Every row corresponds to the same</w:t>
-      </w:r>
-      <w:r>
-        <w:t xml:space="preserve"> </w:t>
-      </w:r>
-      <w:r>
-        <w:t xml:space="preserve">time instant for</w:t>
-      </w:r>
-      <w:r>
-        <w:t xml:space="preserve"> </w:t>
-      </w:r>
-      <w:r>
-        <w:rPr>
-          <w:rStyle w:val="VerbatimChar"/>
-        </w:rPr>
-        <w:t xml:space="preserve">y</w:t>
-      </w:r>
-      <w:r>
-        <w:t xml:space="preserve">,</w:t>
-      </w:r>
-      <w:r>
-        <w:t xml:space="preserve"> </w:t>
-      </w:r>
-      <w:r>
-        <w:rPr>
-          <w:rStyle w:val="VerbatimChar"/>
-        </w:rPr>
-        <w:t xml:space="preserve">x1</w:t>
-      </w:r>
-      <w:r>
-        <w:t xml:space="preserve">, and</w:t>
-      </w:r>
-      <w:r>
-        <w:t xml:space="preserve"> </w:t>
-      </w:r>
-      <w:r>
-        <w:rPr>
-          <w:rStyle w:val="VerbatimChar"/>
-        </w:rPr>
-        <w:t xml:space="preserve">x2</w:t>
-      </w:r>
-      <w:r>
-        <w:t xml:space="preserve">.</w:t>
+        <w:pStyle w:val="SourceCode"/>
+      </w:pPr>
+      <w:r>
+        <w:rPr>
+          <w:rStyle w:val="FunctionTok"/>
+        </w:rPr>
+        <w:t xml:space="preserve">attr</w:t>
+      </w:r>
+      <w:r>
+        <w:rPr>
+          <w:rStyle w:val="NormalTok"/>
+        </w:rPr>
+        <w:t xml:space="preserve">(mv, </w:t>
+      </w:r>
+      <w:r>
+        <w:rPr>
+          <w:rStyle w:val="StringTok"/>
+        </w:rPr>
+        <w:t xml:space="preserve">"y"</w:t>
+      </w:r>
+      <w:r>
+        <w:rPr>
+          <w:rStyle w:val="NormalTok"/>
+        </w:rPr>
+        <w:t xml:space="preserve">)</w:t>
       </w:r>
     </w:p>
     <w:p>
@@ -950,192 +1178,9 @@
       </w:pPr>
       <w:r>
         <w:rPr>
-          <w:rStyle w:val="NormalTok"/>
-        </w:rPr>
-        <w:t xml:space="preserve">mv </w:t>
-      </w:r>
-      <w:r>
-        <w:rPr>
-          <w:rStyle w:val="OtherTok"/>
-        </w:rPr>
-        <w:t xml:space="preserve">&lt;-</w:t>
-      </w:r>
-      <w:r>
-        <w:rPr>
-          <w:rStyle w:val="NormalTok"/>
-        </w:rPr>
-        <w:t xml:space="preserve"> </w:t>
-      </w:r>
-      <w:r>
-        <w:rPr>
-          <w:rStyle w:val="FunctionTok"/>
-        </w:rPr>
-        <w:t xml:space="preserve">ts_data_mv</w:t>
-      </w:r>
-      <w:r>
-        <w:rPr>
-          <w:rStyle w:val="NormalTok"/>
-        </w:rPr>
-        <w:t xml:space="preserve">(</w:t>
-      </w:r>
-      <w:r>
-        <w:br/>
-      </w:r>
-      <w:r>
-        <w:rPr>
-          <w:rStyle w:val="NormalTok"/>
-        </w:rPr>
-        <w:t xml:space="preserve">  </w:t>
-      </w:r>
-      <w:r>
-        <w:rPr>
-          <w:rStyle w:val="FunctionTok"/>
-        </w:rPr>
-        <w:t xml:space="preserve">data.frame</w:t>
-      </w:r>
-      <w:r>
-        <w:rPr>
-          <w:rStyle w:val="NormalTok"/>
-        </w:rPr>
-        <w:t xml:space="preserve">(</w:t>
-      </w:r>
-      <w:r>
-        <w:br/>
-      </w:r>
-      <w:r>
-        <w:rPr>
-          <w:rStyle w:val="NormalTok"/>
-        </w:rPr>
-        <w:t xml:space="preserve">    </w:t>
-      </w:r>
-      <w:r>
-        <w:rPr>
-          <w:rStyle w:val="AttributeTok"/>
-        </w:rPr>
-        <w:t xml:space="preserve">y =</w:t>
-      </w:r>
-      <w:r>
-        <w:rPr>
-          <w:rStyle w:val="NormalTok"/>
-        </w:rPr>
-        <w:t xml:space="preserve"> y,</w:t>
-      </w:r>
-      <w:r>
-        <w:br/>
-      </w:r>
-      <w:r>
-        <w:rPr>
-          <w:rStyle w:val="NormalTok"/>
-        </w:rPr>
-        <w:t xml:space="preserve">    </w:t>
-      </w:r>
-      <w:r>
-        <w:rPr>
-          <w:rStyle w:val="AttributeTok"/>
-        </w:rPr>
-        <w:t xml:space="preserve">x1 =</w:t>
-      </w:r>
-      <w:r>
-        <w:rPr>
-          <w:rStyle w:val="NormalTok"/>
-        </w:rPr>
-        <w:t xml:space="preserve"> x1,</w:t>
-      </w:r>
-      <w:r>
-        <w:br/>
-      </w:r>
-      <w:r>
-        <w:rPr>
-          <w:rStyle w:val="NormalTok"/>
-        </w:rPr>
-        <w:t xml:space="preserve">    </w:t>
-      </w:r>
-      <w:r>
-        <w:rPr>
-          <w:rStyle w:val="AttributeTok"/>
-        </w:rPr>
-        <w:t xml:space="preserve">x2 =</w:t>
-      </w:r>
-      <w:r>
-        <w:rPr>
-          <w:rStyle w:val="NormalTok"/>
-        </w:rPr>
-        <w:t xml:space="preserve"> x2</w:t>
-      </w:r>
-      <w:r>
-        <w:br/>
-      </w:r>
-      <w:r>
-        <w:rPr>
-          <w:rStyle w:val="NormalTok"/>
-        </w:rPr>
-        <w:t xml:space="preserve">  ),</w:t>
-      </w:r>
-      <w:r>
-        <w:br/>
-      </w:r>
-      <w:r>
-        <w:rPr>
-          <w:rStyle w:val="NormalTok"/>
-        </w:rPr>
-        <w:t xml:space="preserve">  </w:t>
-      </w:r>
-      <w:r>
-        <w:rPr>
-          <w:rStyle w:val="AttributeTok"/>
-        </w:rPr>
-        <w:t xml:space="preserve">y =</w:t>
-      </w:r>
-      <w:r>
-        <w:rPr>
-          <w:rStyle w:val="NormalTok"/>
-        </w:rPr>
-        <w:t xml:space="preserve"> </w:t>
-      </w:r>
-      <w:r>
-        <w:rPr>
-          <w:rStyle w:val="StringTok"/>
-        </w:rPr>
-        <w:t xml:space="preserve">"y"</w:t>
-      </w:r>
-      <w:r>
-        <w:br/>
-      </w:r>
-      <w:r>
-        <w:rPr>
-          <w:rStyle w:val="NormalTok"/>
-        </w:rPr>
-        <w:t xml:space="preserve">)</w:t>
-      </w:r>
-      <w:r>
-        <w:br/>
-      </w:r>
-      <w:r>
-        <w:br/>
-      </w:r>
-      <w:r>
-        <w:rPr>
-          <w:rStyle w:val="FunctionTok"/>
-        </w:rPr>
-        <w:t xml:space="preserve">ts_head</w:t>
-      </w:r>
-      <w:r>
-        <w:rPr>
-          <w:rStyle w:val="NormalTok"/>
-        </w:rPr>
-        <w:t xml:space="preserve">(mv, </w:t>
-      </w:r>
-      <w:r>
-        <w:rPr>
-          <w:rStyle w:val="DecValTok"/>
-        </w:rPr>
-        <w:t xml:space="preserve">5</w:t>
-      </w:r>
-      <w:r>
-        <w:rPr>
-          <w:rStyle w:val="NormalTok"/>
-        </w:rPr>
-        <w:t xml:space="preserve">)</w:t>
+          <w:rStyle w:val="VerbatimChar"/>
+        </w:rPr>
+        <w:t xml:space="preserve">## [1] "y"</w:t>
       </w:r>
     </w:p>
     <w:p>
@@ -1144,62 +1189,38 @@
       </w:pPr>
       <w:r>
         <w:rPr>
-          <w:rStyle w:val="VerbatimChar"/>
-        </w:rPr>
-        <w:t xml:space="preserve">##     y x1 x2</w:t>
-      </w:r>
-      <w:r>
-        <w:br/>
-      </w:r>
-      <w:r>
-        <w:rPr>
-          <w:rStyle w:val="VerbatimChar"/>
-        </w:rPr>
-        <w:t xml:space="preserve">## 1 797  4  0</w:t>
-      </w:r>
-      <w:r>
-        <w:br/>
-      </w:r>
-      <w:r>
-        <w:rPr>
-          <w:rStyle w:val="VerbatimChar"/>
-        </w:rPr>
-        <w:t xml:space="preserve">## 2 777  5  0</w:t>
-      </w:r>
-      <w:r>
-        <w:br/>
-      </w:r>
-      <w:r>
-        <w:rPr>
-          <w:rStyle w:val="VerbatimChar"/>
-        </w:rPr>
-        <w:t xml:space="preserve">## 3 797  6  0</w:t>
-      </w:r>
-      <w:r>
-        <w:br/>
-      </w:r>
-      <w:r>
-        <w:rPr>
-          <w:rStyle w:val="VerbatimChar"/>
-        </w:rPr>
-        <w:t xml:space="preserve">## 4 757  7  1</w:t>
-      </w:r>
-      <w:r>
-        <w:br/>
-      </w:r>
-      <w:r>
-        <w:rPr>
-          <w:rStyle w:val="VerbatimChar"/>
-        </w:rPr>
-        <w:t xml:space="preserve">## 5 707  1  1</w:t>
+          <w:rStyle w:val="FunctionTok"/>
+        </w:rPr>
+        <w:t xml:space="preserve">attr</w:t>
+      </w:r>
+      <w:r>
+        <w:rPr>
+          <w:rStyle w:val="NormalTok"/>
+        </w:rPr>
+        <w:t xml:space="preserve">(mv, </w:t>
+      </w:r>
+      <w:r>
+        <w:rPr>
+          <w:rStyle w:val="StringTok"/>
+        </w:rPr>
+        <w:t xml:space="preserve">"x"</w:t>
+      </w:r>
+      <w:r>
+        <w:rPr>
+          <w:rStyle w:val="NormalTok"/>
+        </w:rPr>
+        <w:t xml:space="preserve">)</w:t>
       </w:r>
     </w:p>
     <w:p>
       <w:pPr>
-        <w:pStyle w:val="FirstParagraph"/>
-      </w:pPr>
-      <w:r>
-        <w:t xml:space="preserve">The object keeps the target and the auxiliary variable names as metadata.</w:t>
+        <w:pStyle w:val="SourceCode"/>
+      </w:pPr>
+      <w:r>
+        <w:rPr>
+          <w:rStyle w:val="VerbatimChar"/>
+        </w:rPr>
+        <w:t xml:space="preserve">## [1] "x1" "x2"</w:t>
       </w:r>
     </w:p>
     <w:p>
@@ -1222,7 +1243,7 @@
         <w:rPr>
           <w:rStyle w:val="StringTok"/>
         </w:rPr>
-        <w:t xml:space="preserve">"y"</w:t>
+        <w:t xml:space="preserve">"variables"</w:t>
       </w:r>
       <w:r>
         <w:rPr>
@@ -1239,36 +1260,15 @@
         <w:rPr>
           <w:rStyle w:val="VerbatimChar"/>
         </w:rPr>
-        <w:t xml:space="preserve">## Warning in attr(mv, "y"): 'xfun::attr()' é obsoleto.</w:t>
-      </w:r>
-      <w:r>
-        <w:br/>
-      </w:r>
-      <w:r>
-        <w:rPr>
-          <w:rStyle w:val="VerbatimChar"/>
-        </w:rPr>
-        <w:t xml:space="preserve">## Use 'xfun::attr2()' em seu lugar.</w:t>
-      </w:r>
-      <w:r>
-        <w:br/>
-      </w:r>
-      <w:r>
-        <w:rPr>
-          <w:rStyle w:val="VerbatimChar"/>
-        </w:rPr>
-        <w:t xml:space="preserve">## Veja help("Deprecated")</w:t>
+        <w:t xml:space="preserve">## [1] "y"  "x1" "x2"</w:t>
       </w:r>
     </w:p>
     <w:p>
       <w:pPr>
-        <w:pStyle w:val="SourceCode"/>
-      </w:pPr>
-      <w:r>
-        <w:rPr>
-          <w:rStyle w:val="VerbatimChar"/>
-        </w:rPr>
-        <w:t xml:space="preserve">## [1] "y"</w:t>
+        <w:pStyle w:val="FirstParagraph"/>
+      </w:pPr>
+      <w:r>
+        <w:t xml:space="preserve">The next step in most workflows is a time-aware split.</w:t>
       </w:r>
     </w:p>
     <w:p>
@@ -1277,9 +1277,27 @@
       </w:pPr>
       <w:r>
         <w:rPr>
+          <w:rStyle w:val="NormalTok"/>
+        </w:rPr>
+        <w:t xml:space="preserve">samp </w:t>
+      </w:r>
+      <w:r>
+        <w:rPr>
+          <w:rStyle w:val="OtherTok"/>
+        </w:rPr>
+        <w:t xml:space="preserve">&lt;-</w:t>
+      </w:r>
+      <w:r>
+        <w:rPr>
+          <w:rStyle w:val="NormalTok"/>
+        </w:rPr>
+        <w:t xml:space="preserve"> </w:t>
+      </w:r>
+      <w:r>
+        <w:rPr>
           <w:rStyle w:val="FunctionTok"/>
         </w:rPr>
-        <w:t xml:space="preserve">attr</w:t>
+        <w:t xml:space="preserve">ts_sample</w:t>
       </w:r>
       <w:r>
         <w:rPr>
@@ -1289,9 +1307,60 @@
       </w:r>
       <w:r>
         <w:rPr>
-          <w:rStyle w:val="StringTok"/>
-        </w:rPr>
-        <w:t xml:space="preserve">"x"</w:t>
+          <w:rStyle w:val="AttributeTok"/>
+        </w:rPr>
+        <w:t xml:space="preserve">test_size =</w:t>
+      </w:r>
+      <w:r>
+        <w:rPr>
+          <w:rStyle w:val="NormalTok"/>
+        </w:rPr>
+        <w:t xml:space="preserve"> </w:t>
+      </w:r>
+      <w:r>
+        <w:rPr>
+          <w:rStyle w:val="DecValTok"/>
+        </w:rPr>
+        <w:t xml:space="preserve">5</w:t>
+      </w:r>
+      <w:r>
+        <w:rPr>
+          <w:rStyle w:val="NormalTok"/>
+        </w:rPr>
+        <w:t xml:space="preserve">)</w:t>
+      </w:r>
+      <w:r>
+        <w:br/>
+      </w:r>
+      <w:r>
+        <w:rPr>
+          <w:rStyle w:val="FunctionTok"/>
+        </w:rPr>
+        <w:t xml:space="preserve">ts_head</w:t>
+      </w:r>
+      <w:r>
+        <w:rPr>
+          <w:rStyle w:val="NormalTok"/>
+        </w:rPr>
+        <w:t xml:space="preserve">(samp</w:t>
+      </w:r>
+      <w:r>
+        <w:rPr>
+          <w:rStyle w:val="SpecialCharTok"/>
+        </w:rPr>
+        <w:t xml:space="preserve">$</w:t>
+      </w:r>
+      <w:r>
+        <w:rPr>
+          <w:rStyle w:val="NormalTok"/>
+        </w:rPr>
+        <w:t xml:space="preserve">train, </w:t>
+      </w:r>
+      <w:r>
+        <w:rPr>
+          <w:rStyle w:val="DecValTok"/>
+        </w:rPr>
+        <w:t xml:space="preserve">3</w:t>
       </w:r>
       <w:r>
         <w:rPr>
@@ -1308,25 +1377,34 @@
         <w:rPr>
           <w:rStyle w:val="VerbatimChar"/>
         </w:rPr>
-        <w:t xml:space="preserve">## Warning in attr(mv, "x"): 'xfun::attr()' é obsoleto.</w:t>
-      </w:r>
-      <w:r>
-        <w:br/>
-      </w:r>
-      <w:r>
-        <w:rPr>
-          <w:rStyle w:val="VerbatimChar"/>
-        </w:rPr>
-        <w:t xml:space="preserve">## Use 'xfun::attr2()' em seu lugar.</w:t>
-      </w:r>
-      <w:r>
-        <w:br/>
-      </w:r>
-      <w:r>
-        <w:rPr>
-          <w:rStyle w:val="VerbatimChar"/>
-        </w:rPr>
-        <w:t xml:space="preserve">## Veja help("Deprecated")</w:t>
+        <w:t xml:space="preserve">##     y x1 x2</w:t>
+      </w:r>
+      <w:r>
+        <w:br/>
+      </w:r>
+      <w:r>
+        <w:rPr>
+          <w:rStyle w:val="VerbatimChar"/>
+        </w:rPr>
+        <w:t xml:space="preserve">## 1 797  4  0</w:t>
+      </w:r>
+      <w:r>
+        <w:br/>
+      </w:r>
+      <w:r>
+        <w:rPr>
+          <w:rStyle w:val="VerbatimChar"/>
+        </w:rPr>
+        <w:t xml:space="preserve">## 2 777  5  0</w:t>
+      </w:r>
+      <w:r>
+        <w:br/>
+      </w:r>
+      <w:r>
+        <w:rPr>
+          <w:rStyle w:val="VerbatimChar"/>
+        </w:rPr>
+        <w:t xml:space="preserve">## 3 797  6  0</w:t>
       </w:r>
     </w:p>
     <w:p>
@@ -1335,9 +1413,39 @@
       </w:pPr>
       <w:r>
         <w:rPr>
-          <w:rStyle w:val="VerbatimChar"/>
-        </w:rPr>
-        <w:t xml:space="preserve">## [1] "x1" "x2"</w:t>
+          <w:rStyle w:val="FunctionTok"/>
+        </w:rPr>
+        <w:t xml:space="preserve">ts_head</w:t>
+      </w:r>
+      <w:r>
+        <w:rPr>
+          <w:rStyle w:val="NormalTok"/>
+        </w:rPr>
+        <w:t xml:space="preserve">(samp</w:t>
+      </w:r>
+      <w:r>
+        <w:rPr>
+          <w:rStyle w:val="SpecialCharTok"/>
+        </w:rPr>
+        <w:t xml:space="preserve">$</w:t>
+      </w:r>
+      <w:r>
+        <w:rPr>
+          <w:rStyle w:val="NormalTok"/>
+        </w:rPr>
+        <w:t xml:space="preserve">test, </w:t>
+      </w:r>
+      <w:r>
+        <w:rPr>
+          <w:rStyle w:val="DecValTok"/>
+        </w:rPr>
+        <w:t xml:space="preserve">3</w:t>
+      </w:r>
+      <w:r>
+        <w:rPr>
+          <w:rStyle w:val="NormalTok"/>
+        </w:rPr>
+        <w:t xml:space="preserve">)</w:t>
       </w:r>
     </w:p>
     <w:p>
@@ -1346,364 +1454,110 @@
       </w:pPr>
       <w:r>
         <w:rPr>
-          <w:rStyle w:val="FunctionTok"/>
-        </w:rPr>
-        <w:t xml:space="preserve">attr</w:t>
-      </w:r>
-      <w:r>
-        <w:rPr>
-          <w:rStyle w:val="NormalTok"/>
-        </w:rPr>
-        <w:t xml:space="preserve">(mv, </w:t>
-      </w:r>
-      <w:r>
-        <w:rPr>
-          <w:rStyle w:val="StringTok"/>
-        </w:rPr>
-        <w:t xml:space="preserve">"variables"</w:t>
-      </w:r>
-      <w:r>
-        <w:rPr>
-          <w:rStyle w:val="NormalTok"/>
-        </w:rPr>
-        <w:t xml:space="preserve">)</w:t>
+          <w:rStyle w:val="VerbatimChar"/>
+        </w:rPr>
+        <w:t xml:space="preserve">##       y x1 x2</w:t>
+      </w:r>
+      <w:r>
+        <w:br/>
+      </w:r>
+      <w:r>
+        <w:rPr>
+          <w:rStyle w:val="VerbatimChar"/>
+        </w:rPr>
+        <w:t xml:space="preserve">## 757 791  4  0</w:t>
+      </w:r>
+      <w:r>
+        <w:br/>
+      </w:r>
+      <w:r>
+        <w:rPr>
+          <w:rStyle w:val="VerbatimChar"/>
+        </w:rPr>
+        <w:t xml:space="preserve">## 758 776  5  0</w:t>
+      </w:r>
+      <w:r>
+        <w:br/>
+      </w:r>
+      <w:r>
+        <w:rPr>
+          <w:rStyle w:val="VerbatimChar"/>
+        </w:rPr>
+        <w:t xml:space="preserve">## 759 792  6  0</w:t>
       </w:r>
     </w:p>
     <w:p>
       <w:pPr>
-        <w:pStyle w:val="SourceCode"/>
-      </w:pPr>
-      <w:r>
-        <w:rPr>
-          <w:rStyle w:val="VerbatimChar"/>
-        </w:rPr>
-        <w:t xml:space="preserve">## Warning in attr(mv, "variables"): 'xfun::attr()' é obsoleto.</w:t>
-      </w:r>
-      <w:r>
-        <w:br/>
-      </w:r>
-      <w:r>
-        <w:rPr>
-          <w:rStyle w:val="VerbatimChar"/>
-        </w:rPr>
-        <w:t xml:space="preserve">## Use 'xfun::attr2()' em seu lugar.</w:t>
-      </w:r>
-      <w:r>
-        <w:br/>
-      </w:r>
-      <w:r>
-        <w:rPr>
-          <w:rStyle w:val="VerbatimChar"/>
-        </w:rPr>
-        <w:t xml:space="preserve">## Veja help("Deprecated")</w:t>
+        <w:pStyle w:val="FirstParagraph"/>
+      </w:pPr>
+      <w:r>
+        <w:t xml:space="preserve">What this example shows</w:t>
+      </w:r>
+      <w:r>
+        <w:t xml:space="preserve"> </w:t>
+      </w:r>
+      <w:r>
+        <w:t xml:space="preserve">-</w:t>
+      </w:r>
+      <w:r>
+        <w:t xml:space="preserve"> </w:t>
+      </w:r>
+      <w:r>
+        <w:rPr>
+          <w:rStyle w:val="VerbatimChar"/>
+        </w:rPr>
+        <w:t xml:space="preserve">ts_data_mv()</w:t>
+      </w:r>
+      <w:r>
+        <w:t xml:space="preserve"> </w:t>
+      </w:r>
+      <w:r>
+        <w:t xml:space="preserve">is the aligned multivariate representation used by the rest of the multivariate workflow.</w:t>
+      </w:r>
+      <w:r>
+        <w:t xml:space="preserve"> </w:t>
+      </w:r>
+      <w:r>
+        <w:t xml:space="preserve">- The object preserves the semantic distinction between the target and the auxiliary variables.</w:t>
+      </w:r>
+      <w:r>
+        <w:t xml:space="preserve"> </w:t>
+      </w:r>
+      <w:r>
+        <w:t xml:space="preserve">-</w:t>
+      </w:r>
+      <w:r>
+        <w:t xml:space="preserve"> </w:t>
+      </w:r>
+      <w:r>
+        <w:rPr>
+          <w:rStyle w:val="VerbatimChar"/>
+        </w:rPr>
+        <w:t xml:space="preserve">ts_sample()</w:t>
+      </w:r>
+      <w:r>
+        <w:t xml:space="preserve"> </w:t>
+      </w:r>
+      <w:r>
+        <w:t xml:space="preserve">works on</w:t>
+      </w:r>
+      <w:r>
+        <w:t xml:space="preserve"> </w:t>
+      </w:r>
+      <w:r>
+        <w:rPr>
+          <w:rStyle w:val="VerbatimChar"/>
+        </w:rPr>
+        <w:t xml:space="preserve">ts_data_mv()</w:t>
+      </w:r>
+      <w:r>
+        <w:t xml:space="preserve"> </w:t>
+      </w:r>
+      <w:r>
+        <w:t xml:space="preserve">just as it does on the univariate workflow, but without losing temporal alignment.</w:t>
       </w:r>
     </w:p>
-    <w:p>
-      <w:pPr>
-        <w:pStyle w:val="SourceCode"/>
-      </w:pPr>
-      <w:r>
-        <w:rPr>
-          <w:rStyle w:val="VerbatimChar"/>
-        </w:rPr>
-        <w:t xml:space="preserve">## [1] "y"  "x1" "x2"</w:t>
-      </w:r>
-    </w:p>
-    <w:p>
-      <w:pPr>
-        <w:pStyle w:val="FirstParagraph"/>
-      </w:pPr>
-      <w:r>
-        <w:t xml:space="preserve">The next step in most workflows is a time-aware split.</w:t>
-      </w:r>
-    </w:p>
-    <w:p>
-      <w:pPr>
-        <w:pStyle w:val="SourceCode"/>
-      </w:pPr>
-      <w:r>
-        <w:rPr>
-          <w:rStyle w:val="NormalTok"/>
-        </w:rPr>
-        <w:t xml:space="preserve">samp </w:t>
-      </w:r>
-      <w:r>
-        <w:rPr>
-          <w:rStyle w:val="OtherTok"/>
-        </w:rPr>
-        <w:t xml:space="preserve">&lt;-</w:t>
-      </w:r>
-      <w:r>
-        <w:rPr>
-          <w:rStyle w:val="NormalTok"/>
-        </w:rPr>
-        <w:t xml:space="preserve"> </w:t>
-      </w:r>
-      <w:r>
-        <w:rPr>
-          <w:rStyle w:val="FunctionTok"/>
-        </w:rPr>
-        <w:t xml:space="preserve">ts_sample</w:t>
-      </w:r>
-      <w:r>
-        <w:rPr>
-          <w:rStyle w:val="NormalTok"/>
-        </w:rPr>
-        <w:t xml:space="preserve">(mv, </w:t>
-      </w:r>
-      <w:r>
-        <w:rPr>
-          <w:rStyle w:val="AttributeTok"/>
-        </w:rPr>
-        <w:t xml:space="preserve">test_size =</w:t>
-      </w:r>
-      <w:r>
-        <w:rPr>
-          <w:rStyle w:val="NormalTok"/>
-        </w:rPr>
-        <w:t xml:space="preserve"> </w:t>
-      </w:r>
-      <w:r>
-        <w:rPr>
-          <w:rStyle w:val="DecValTok"/>
-        </w:rPr>
-        <w:t xml:space="preserve">5</w:t>
-      </w:r>
-      <w:r>
-        <w:rPr>
-          <w:rStyle w:val="NormalTok"/>
-        </w:rPr>
-        <w:t xml:space="preserve">)</w:t>
-      </w:r>
-      <w:r>
-        <w:br/>
-      </w:r>
-      <w:r>
-        <w:rPr>
-          <w:rStyle w:val="FunctionTok"/>
-        </w:rPr>
-        <w:t xml:space="preserve">ts_head</w:t>
-      </w:r>
-      <w:r>
-        <w:rPr>
-          <w:rStyle w:val="NormalTok"/>
-        </w:rPr>
-        <w:t xml:space="preserve">(samp</w:t>
-      </w:r>
-      <w:r>
-        <w:rPr>
-          <w:rStyle w:val="SpecialCharTok"/>
-        </w:rPr>
-        <w:t xml:space="preserve">$</w:t>
-      </w:r>
-      <w:r>
-        <w:rPr>
-          <w:rStyle w:val="NormalTok"/>
-        </w:rPr>
-        <w:t xml:space="preserve">train, </w:t>
-      </w:r>
-      <w:r>
-        <w:rPr>
-          <w:rStyle w:val="DecValTok"/>
-        </w:rPr>
-        <w:t xml:space="preserve">3</w:t>
-      </w:r>
-      <w:r>
-        <w:rPr>
-          <w:rStyle w:val="NormalTok"/>
-        </w:rPr>
-        <w:t xml:space="preserve">)</w:t>
-      </w:r>
-    </w:p>
-    <w:p>
-      <w:pPr>
-        <w:pStyle w:val="SourceCode"/>
-      </w:pPr>
-      <w:r>
-        <w:rPr>
-          <w:rStyle w:val="VerbatimChar"/>
-        </w:rPr>
-        <w:t xml:space="preserve">##     y x1 x2</w:t>
-      </w:r>
-      <w:r>
-        <w:br/>
-      </w:r>
-      <w:r>
-        <w:rPr>
-          <w:rStyle w:val="VerbatimChar"/>
-        </w:rPr>
-        <w:t xml:space="preserve">## 1 797  4  0</w:t>
-      </w:r>
-      <w:r>
-        <w:br/>
-      </w:r>
-      <w:r>
-        <w:rPr>
-          <w:rStyle w:val="VerbatimChar"/>
-        </w:rPr>
-        <w:t xml:space="preserve">## 2 777  5  0</w:t>
-      </w:r>
-      <w:r>
-        <w:br/>
-      </w:r>
-      <w:r>
-        <w:rPr>
-          <w:rStyle w:val="VerbatimChar"/>
-        </w:rPr>
-        <w:t xml:space="preserve">## 3 797  6  0</w:t>
-      </w:r>
-    </w:p>
-    <w:p>
-      <w:pPr>
-        <w:pStyle w:val="SourceCode"/>
-      </w:pPr>
-      <w:r>
-        <w:rPr>
-          <w:rStyle w:val="FunctionTok"/>
-        </w:rPr>
-        <w:t xml:space="preserve">ts_head</w:t>
-      </w:r>
-      <w:r>
-        <w:rPr>
-          <w:rStyle w:val="NormalTok"/>
-        </w:rPr>
-        <w:t xml:space="preserve">(samp</w:t>
-      </w:r>
-      <w:r>
-        <w:rPr>
-          <w:rStyle w:val="SpecialCharTok"/>
-        </w:rPr>
-        <w:t xml:space="preserve">$</w:t>
-      </w:r>
-      <w:r>
-        <w:rPr>
-          <w:rStyle w:val="NormalTok"/>
-        </w:rPr>
-        <w:t xml:space="preserve">test, </w:t>
-      </w:r>
-      <w:r>
-        <w:rPr>
-          <w:rStyle w:val="DecValTok"/>
-        </w:rPr>
-        <w:t xml:space="preserve">3</w:t>
-      </w:r>
-      <w:r>
-        <w:rPr>
-          <w:rStyle w:val="NormalTok"/>
-        </w:rPr>
-        <w:t xml:space="preserve">)</w:t>
-      </w:r>
-    </w:p>
-    <w:p>
-      <w:pPr>
-        <w:pStyle w:val="SourceCode"/>
-      </w:pPr>
-      <w:r>
-        <w:rPr>
-          <w:rStyle w:val="VerbatimChar"/>
-        </w:rPr>
-        <w:t xml:space="preserve">##       y x1 x2</w:t>
-      </w:r>
-      <w:r>
-        <w:br/>
-      </w:r>
-      <w:r>
-        <w:rPr>
-          <w:rStyle w:val="VerbatimChar"/>
-        </w:rPr>
-        <w:t xml:space="preserve">## 757 791  4  0</w:t>
-      </w:r>
-      <w:r>
-        <w:br/>
-      </w:r>
-      <w:r>
-        <w:rPr>
-          <w:rStyle w:val="VerbatimChar"/>
-        </w:rPr>
-        <w:t xml:space="preserve">## 758 776  5  0</w:t>
-      </w:r>
-      <w:r>
-        <w:br/>
-      </w:r>
-      <w:r>
-        <w:rPr>
-          <w:rStyle w:val="VerbatimChar"/>
-        </w:rPr>
-        <w:t xml:space="preserve">## 759 792  6  0</w:t>
-      </w:r>
-    </w:p>
-    <w:p>
-      <w:pPr>
-        <w:pStyle w:val="FirstParagraph"/>
-      </w:pPr>
-      <w:r>
-        <w:t xml:space="preserve">What this example shows</w:t>
-      </w:r>
-      <w:r>
-        <w:t xml:space="preserve"> </w:t>
-      </w:r>
-      <w:r>
-        <w:t xml:space="preserve">-</w:t>
-      </w:r>
-      <w:r>
-        <w:t xml:space="preserve"> </w:t>
-      </w:r>
-      <w:r>
-        <w:rPr>
-          <w:rStyle w:val="VerbatimChar"/>
-        </w:rPr>
-        <w:t xml:space="preserve">ts_data_mv()</w:t>
-      </w:r>
-      <w:r>
-        <w:t xml:space="preserve"> </w:t>
-      </w:r>
-      <w:r>
-        <w:t xml:space="preserve">is the aligned multivariate representation used by the rest of the multivariate workflow.</w:t>
-      </w:r>
-      <w:r>
-        <w:t xml:space="preserve"> </w:t>
-      </w:r>
-      <w:r>
-        <w:t xml:space="preserve">- The object preserves the semantic distinction between the target and the auxiliary variables.</w:t>
-      </w:r>
-      <w:r>
-        <w:t xml:space="preserve"> </w:t>
-      </w:r>
-      <w:r>
-        <w:t xml:space="preserve">-</w:t>
-      </w:r>
-      <w:r>
-        <w:t xml:space="preserve"> </w:t>
-      </w:r>
-      <w:r>
-        <w:rPr>
-          <w:rStyle w:val="VerbatimChar"/>
-        </w:rPr>
-        <w:t xml:space="preserve">ts_sample()</w:t>
-      </w:r>
-      <w:r>
-        <w:t xml:space="preserve"> </w:t>
-      </w:r>
-      <w:r>
-        <w:t xml:space="preserve">works on</w:t>
-      </w:r>
-      <w:r>
-        <w:t xml:space="preserve"> </w:t>
-      </w:r>
-      <w:r>
-        <w:rPr>
-          <w:rStyle w:val="VerbatimChar"/>
-        </w:rPr>
-        <w:t xml:space="preserve">ts_data_mv()</w:t>
-      </w:r>
-      <w:r>
-        <w:t xml:space="preserve"> </w:t>
-      </w:r>
-      <w:r>
-        <w:t xml:space="preserve">just as it does on the univariate workflow, but without losing temporal alignment.</w:t>
-      </w:r>
-    </w:p>
-    <w:bookmarkEnd w:id="20"/>
+    <w:bookmarkEnd w:id="9"/>
     <w:sectPr>
       <w:footnotePr>
         <w:numRestart w:val="eachSect"/>
@@ -1931,10 +1785,10 @@
   <w:docDefaults>
     <w:rPrDefault>
       <w:rPr>
-        <w:rFonts w:asciiTheme="minorHAnsi" w:cstheme="minorBidi" w:eastAsiaTheme="minorHAnsi" w:hAnsiTheme="minorHAnsi"/>
+        <w:rFonts w:asciiTheme="minorHAnsi" w:cstheme="minorBidi" w:eastAsiaTheme="minorEastAsia" w:hAnsiTheme="minorHAnsi"/>
         <w:sz w:val="24"/>
         <w:szCs w:val="24"/>
-        <w:lang w:bidi="ar-SA" w:eastAsia="en-US" w:val="en-US"/>
+        <w:lang w:bidi="ar-SA" w:eastAsia="zh-CN" w:val="en-US"/>
       </w:rPr>
     </w:rPrDefault>
     <w:pPrDefault>
@@ -2475,13 +2329,6 @@
       </w:tblCellMar>
     </w:tblPr>
     <w:tblStylePr w:type="firstRow">
-      <w:tblPr>
-        <w:jc w:val="left"/>
-        <w:tblInd w:type="dxa" w:w="0"/>
-      </w:tblPr>
-      <w:trPr>
-        <w:jc w:val="left"/>
-      </w:trPr>
       <w:tcPr>
         <w:tcBorders>
           <w:bottom w:val="single"/>
